--- a/templates-hocba/Mau-HocBa-Lop1.docx
+++ b/templates-hocba/Mau-HocBa-Lop1.docx
@@ -936,22 +936,19 @@
         </w:rPr>
       </w:pPr>
       <w:r>
-        <w:rPr>
-          <w:noProof/>
-        </w:rPr>
         <w:drawing>
-          <wp:anchor distT="0" distB="0" distL="114300" distR="114300" simplePos="0" relativeHeight="487338496" behindDoc="0" locked="0" layoutInCell="1" allowOverlap="1" wp14:anchorId="05DD738F" wp14:editId="72CC839A">
+          <wp:anchor distT="0" distB="0" distL="114300" distR="114300" simplePos="0" relativeHeight="487343616" behindDoc="0" locked="0" layoutInCell="1" allowOverlap="1" wp14:anchorId="26559732" wp14:editId="23A2F6D1">
             <wp:simplePos x="0" y="0"/>
             <wp:positionH relativeFrom="column">
-              <wp:posOffset>3406836</wp:posOffset>
+              <wp:posOffset>3552825</wp:posOffset>
             </wp:positionH>
             <wp:positionV relativeFrom="paragraph">
-              <wp:posOffset>156385</wp:posOffset>
+              <wp:posOffset>175895</wp:posOffset>
             </wp:positionV>
-            <wp:extent cx="2613590" cy="1300902"/>
-            <wp:effectExtent l="0" t="0" r="0" b="0"/>
+            <wp:extent cx="2515626" cy="1256306"/>
+            <wp:effectExtent l="0" t="0" r="0" b="1270"/>
             <wp:wrapNone/>
-            <wp:docPr id="737847883" name="Hình ảnh 4" descr="Ảnh có chứa văn bản, Phông chữ, biểu tượng, Đồ họa&#10;&#10;Mô tả được tạo tự động"/>
+            <wp:docPr id="497265722" name="Hình ảnh 2" descr="Ảnh có chứa văn bản, vòng tròn, Đồ họa, Phông chữ&#10;&#10;Mô tả được tạo tự động"/>
             <wp:cNvGraphicFramePr>
               <a:graphicFrameLocks xmlns:a="http://schemas.openxmlformats.org/drawingml/2006/main" noChangeAspect="1"/>
             </wp:cNvGraphicFramePr>
@@ -959,7 +956,7 @@
               <a:graphicData uri="http://schemas.openxmlformats.org/drawingml/2006/picture">
                 <pic:pic xmlns:pic="http://schemas.openxmlformats.org/drawingml/2006/picture">
                   <pic:nvPicPr>
-                    <pic:cNvPr id="737847883" name="Hình ảnh 4" descr="Ảnh có chứa văn bản, Phông chữ, biểu tượng, Đồ họa&#10;&#10;Mô tả được tạo tự động"/>
+                    <pic:cNvPr id="497265722" name="Hình ảnh 2" descr="Ảnh có chứa văn bản, vòng tròn, Đồ họa, Phông chữ&#10;&#10;Mô tả được tạo tự động"/>
                     <pic:cNvPicPr>
                       <a:picLocks noChangeAspect="1" noChangeArrowheads="1"/>
                     </pic:cNvPicPr>
@@ -980,7 +977,7 @@
                   <pic:spPr bwMode="auto">
                     <a:xfrm>
                       <a:off x="0" y="0"/>
-                      <a:ext cx="2613590" cy="1300902"/>
+                      <a:ext cx="2515626" cy="1256306"/>
                     </a:xfrm>
                     <a:prstGeom prst="rect">
                       <a:avLst/>
@@ -7277,132 +7274,19 @@
         </w:rPr>
       </w:pPr>
       <w:r>
-        <w:rPr>
-          <w:i/>
-          <w:sz w:val="26"/>
-        </w:rPr>
-        <w:t>(Ký, ghi</w:t>
-      </w:r>
-      <w:r>
-        <w:rPr>
-          <w:i/>
-          <w:spacing w:val="9"/>
-          <w:sz w:val="26"/>
-        </w:rPr>
-        <w:t xml:space="preserve"> </w:t>
-      </w:r>
-      <w:r>
-        <w:rPr>
-          <w:i/>
-          <w:sz w:val="26"/>
-        </w:rPr>
-        <w:t>rõ</w:t>
-      </w:r>
-      <w:r>
-        <w:rPr>
-          <w:i/>
-          <w:spacing w:val="14"/>
-          <w:sz w:val="26"/>
-        </w:rPr>
-        <w:t xml:space="preserve"> </w:t>
-      </w:r>
-      <w:r>
-        <w:rPr>
-          <w:i/>
-          <w:sz w:val="26"/>
-        </w:rPr>
-        <w:t>họ</w:t>
-      </w:r>
-      <w:r>
-        <w:rPr>
-          <w:i/>
-          <w:spacing w:val="14"/>
-          <w:sz w:val="26"/>
-        </w:rPr>
-        <w:t xml:space="preserve"> </w:t>
-      </w:r>
-      <w:r>
-        <w:rPr>
-          <w:i/>
-          <w:sz w:val="26"/>
-        </w:rPr>
-        <w:t>tên</w:t>
-      </w:r>
-      <w:r>
-        <w:rPr>
-          <w:i/>
-          <w:spacing w:val="14"/>
-          <w:sz w:val="26"/>
-        </w:rPr>
-        <w:t xml:space="preserve"> </w:t>
-      </w:r>
-      <w:r>
-        <w:rPr>
-          <w:i/>
-          <w:sz w:val="26"/>
-        </w:rPr>
-        <w:t>và</w:t>
-      </w:r>
-      <w:r>
-        <w:rPr>
-          <w:i/>
-          <w:spacing w:val="14"/>
-          <w:sz w:val="26"/>
-        </w:rPr>
-        <w:t xml:space="preserve"> </w:t>
-      </w:r>
-      <w:r>
-        <w:rPr>
-          <w:i/>
-          <w:sz w:val="26"/>
-        </w:rPr>
-        <w:t>đóng</w:t>
-      </w:r>
-      <w:r>
-        <w:rPr>
-          <w:i/>
-          <w:spacing w:val="15"/>
-          <w:sz w:val="26"/>
-        </w:rPr>
-        <w:t xml:space="preserve"> </w:t>
-      </w:r>
-      <w:r>
-        <w:rPr>
-          <w:i/>
-          <w:spacing w:val="-4"/>
-          <w:sz w:val="26"/>
-        </w:rPr>
-        <w:t>dấu)</w:t>
-      </w:r>
-    </w:p>
-    <w:p>
-      <w:pPr>
-        <w:spacing w:before="90"/>
-        <w:ind w:right="274"/>
-        <w:jc w:val="center"/>
-        <w:rPr>
-          <w:i/>
-          <w:sz w:val="26"/>
-          <w:lang w:val="en-US"/>
-        </w:rPr>
-      </w:pPr>
-      <w:r>
-        <w:rPr>
-          <w:noProof/>
-        </w:rPr>
         <w:drawing>
-          <wp:anchor distT="0" distB="0" distL="114300" distR="114300" simplePos="0" relativeHeight="487340544" behindDoc="0" locked="0" layoutInCell="1" allowOverlap="1" wp14:anchorId="539DE7C8" wp14:editId="571346F7">
+          <wp:anchor distT="0" distB="0" distL="114300" distR="114300" simplePos="0" relativeHeight="487345664" behindDoc="0" locked="0" layoutInCell="1" allowOverlap="1" wp14:anchorId="52F4EA26" wp14:editId="01548C9C">
             <wp:simplePos x="0" y="0"/>
             <wp:positionH relativeFrom="column">
-              <wp:posOffset>537845</wp:posOffset>
+              <wp:posOffset>600075</wp:posOffset>
             </wp:positionH>
             <wp:positionV relativeFrom="paragraph">
-              <wp:posOffset>22936</wp:posOffset>
+              <wp:posOffset>169545</wp:posOffset>
             </wp:positionV>
-            <wp:extent cx="2613590" cy="1300902"/>
-            <wp:effectExtent l="0" t="0" r="0" b="0"/>
+            <wp:extent cx="2515235" cy="1256030"/>
+            <wp:effectExtent l="0" t="0" r="0" b="1270"/>
             <wp:wrapNone/>
-            <wp:docPr id="2044087589" name="Hình ảnh 4" descr="Ảnh có chứa văn bản, Phông chữ, biểu tượng, Đồ họa&#10;&#10;Mô tả được tạo tự động"/>
+            <wp:docPr id="210864252" name="Hình ảnh 2" descr="Ảnh có chứa văn bản, vòng tròn, Đồ họa, Phông chữ&#10;&#10;Mô tả được tạo tự động"/>
             <wp:cNvGraphicFramePr>
               <a:graphicFrameLocks xmlns:a="http://schemas.openxmlformats.org/drawingml/2006/main" noChangeAspect="1"/>
             </wp:cNvGraphicFramePr>
@@ -7410,7 +7294,7 @@
               <a:graphicData uri="http://schemas.openxmlformats.org/drawingml/2006/picture">
                 <pic:pic xmlns:pic="http://schemas.openxmlformats.org/drawingml/2006/picture">
                   <pic:nvPicPr>
-                    <pic:cNvPr id="737847883" name="Hình ảnh 4" descr="Ảnh có chứa văn bản, Phông chữ, biểu tượng, Đồ họa&#10;&#10;Mô tả được tạo tự động"/>
+                    <pic:cNvPr id="497265722" name="Hình ảnh 2" descr="Ảnh có chứa văn bản, vòng tròn, Đồ họa, Phông chữ&#10;&#10;Mô tả được tạo tự động"/>
                     <pic:cNvPicPr>
                       <a:picLocks noChangeAspect="1" noChangeArrowheads="1"/>
                     </pic:cNvPicPr>
@@ -7431,7 +7315,7 @@
                   <pic:spPr bwMode="auto">
                     <a:xfrm>
                       <a:off x="0" y="0"/>
-                      <a:ext cx="2613590" cy="1300902"/>
+                      <a:ext cx="2515235" cy="1256030"/>
                     </a:xfrm>
                     <a:prstGeom prst="rect">
                       <a:avLst/>
@@ -7453,6 +7337,116 @@
           </wp:anchor>
         </w:drawing>
       </w:r>
+      <w:r>
+        <w:rPr>
+          <w:i/>
+          <w:sz w:val="26"/>
+        </w:rPr>
+        <w:t>(Ký, ghi</w:t>
+      </w:r>
+      <w:r>
+        <w:rPr>
+          <w:i/>
+          <w:spacing w:val="9"/>
+          <w:sz w:val="26"/>
+        </w:rPr>
+        <w:t xml:space="preserve"> </w:t>
+      </w:r>
+      <w:r>
+        <w:rPr>
+          <w:i/>
+          <w:sz w:val="26"/>
+        </w:rPr>
+        <w:t>rõ</w:t>
+      </w:r>
+      <w:r>
+        <w:rPr>
+          <w:i/>
+          <w:spacing w:val="14"/>
+          <w:sz w:val="26"/>
+        </w:rPr>
+        <w:t xml:space="preserve"> </w:t>
+      </w:r>
+      <w:r>
+        <w:rPr>
+          <w:i/>
+          <w:sz w:val="26"/>
+        </w:rPr>
+        <w:t>họ</w:t>
+      </w:r>
+      <w:r>
+        <w:rPr>
+          <w:i/>
+          <w:spacing w:val="14"/>
+          <w:sz w:val="26"/>
+        </w:rPr>
+        <w:t xml:space="preserve"> </w:t>
+      </w:r>
+      <w:r>
+        <w:rPr>
+          <w:i/>
+          <w:sz w:val="26"/>
+        </w:rPr>
+        <w:t>tên</w:t>
+      </w:r>
+      <w:r>
+        <w:rPr>
+          <w:i/>
+          <w:spacing w:val="14"/>
+          <w:sz w:val="26"/>
+        </w:rPr>
+        <w:t xml:space="preserve"> </w:t>
+      </w:r>
+      <w:r>
+        <w:rPr>
+          <w:i/>
+          <w:sz w:val="26"/>
+        </w:rPr>
+        <w:t>và</w:t>
+      </w:r>
+      <w:r>
+        <w:rPr>
+          <w:i/>
+          <w:spacing w:val="14"/>
+          <w:sz w:val="26"/>
+        </w:rPr>
+        <w:t xml:space="preserve"> </w:t>
+      </w:r>
+      <w:r>
+        <w:rPr>
+          <w:i/>
+          <w:sz w:val="26"/>
+        </w:rPr>
+        <w:t>đóng</w:t>
+      </w:r>
+      <w:r>
+        <w:rPr>
+          <w:i/>
+          <w:spacing w:val="15"/>
+          <w:sz w:val="26"/>
+        </w:rPr>
+        <w:t xml:space="preserve"> </w:t>
+      </w:r>
+      <w:r>
+        <w:rPr>
+          <w:i/>
+          <w:spacing w:val="-4"/>
+          <w:sz w:val="26"/>
+        </w:rPr>
+        <w:t>dấu)</w:t>
+      </w:r>
+    </w:p>
+    <w:p>
+      <w:pPr>
+        <w:spacing w:before="90"/>
+        <w:ind w:right="274"/>
+        <w:jc w:val="center"/>
+        <w:rPr>
+          <w:i/>
+          <w:sz w:val="26"/>
+          <w:lang w:val="en-US"/>
+        </w:rPr>
+      </w:pPr>
       <w:r>
         <w:br w:type="column"/>
       </w:r>
@@ -7822,17 +7816,6 @@
         <w:pStyle w:val="ThnVnban"/>
         <w:rPr>
           <w:i/>
-          <w:lang w:val="en-US"/>
-        </w:rPr>
-      </w:pPr>
-    </w:p>
-    <w:p>
-      <w:pPr>
-        <w:pStyle w:val="ThnVnban"/>
-        <w:rPr>
-          <w:i/>
-          <w:sz w:val="18"/>
-          <w:szCs w:val="18"/>
           <w:lang w:val="en-US"/>
         </w:rPr>
       </w:pPr>
